--- a/docs/word/06_Deployment_Guide.docx
+++ b/docs/word/06_Deployment_Guide.docx
@@ -57,7 +57,7 @@
           <w:sz w:val="22"/>
           <w:szCs w:val="22"/>
         </w:rPr>
-        <w:t xml:space="preserve">For the simplest production path, deploy the Next.js app on Vercel and use a managed PostgreSQL provider such as Supabase or Neon. This matches the roadmap, keeps deployment simple, and avoids managing servers at launch.</w:t>
+        <w:t xml:space="preserve">For the current codebase, deploy the full Next.js app and PostgreSQL database together on Railway. This app is not split into a separate static frontend and backend API; server actions, API routes, authentication, and Prisma database access live inside the Next.js app.</w:t>
       </w:r>
     </w:p>
     <w:p>
@@ -69,7 +69,7 @@
           <w:sz w:val="22"/>
           <w:szCs w:val="22"/>
         </w:rPr>
-        <w:t xml:space="preserve">For a larger team or strict infrastructure control, deploy the same app to AWS, Azure, GCP, or a container platform, but that increases operational work.</w:t>
+        <w:t xml:space="preserve">Cloudflare should be used first as DNS, SSL, proxy, CDN, and WAF in front of the Railway app. A separate Cloudflare frontend can come later only after the backend is refactored into a standalone API.</w:t>
       </w:r>
     </w:p>
     <w:p>
@@ -84,75 +84,75 @@
           <w:sz w:val="28"/>
           <w:szCs w:val="28"/>
         </w:rPr>
-        <w:t xml:space="preserve">Why Vercel Plus Managed Postgres</w:t>
-      </w:r>
-    </w:p>
-    <w:p>
-      <w:pPr>
-        <w:pStyle w:val="ListParagraph"/>
-        <w:numPr>
-          <w:ilvl w:val="0"/>
-          <w:numId w:val="1"/>
-        </w:numPr>
-        <w:spacing w:after="100"/>
-      </w:pPr>
-      <w:r>
-        <w:rPr>
-          <w:sz w:val="21"/>
-          <w:szCs w:val="21"/>
-        </w:rPr>
-        <w:t xml:space="preserve">Vercel is built for Next.js application deployment and environment variable management.</w:t>
-      </w:r>
-    </w:p>
-    <w:p>
-      <w:pPr>
-        <w:pStyle w:val="ListParagraph"/>
-        <w:numPr>
-          <w:ilvl w:val="0"/>
-          <w:numId w:val="1"/>
-        </w:numPr>
-        <w:spacing w:after="100"/>
-      </w:pPr>
-      <w:r>
-        <w:rPr>
-          <w:sz w:val="21"/>
-          <w:szCs w:val="21"/>
-        </w:rPr>
-        <w:t xml:space="preserve">Managed Postgres providers handle backups, connection strings, metrics, and scaling knobs.</w:t>
-      </w:r>
-    </w:p>
-    <w:p>
-      <w:pPr>
-        <w:pStyle w:val="ListParagraph"/>
-        <w:numPr>
-          <w:ilvl w:val="0"/>
-          <w:numId w:val="1"/>
-        </w:numPr>
-        <w:spacing w:after="100"/>
-      </w:pPr>
-      <w:r>
-        <w:rPr>
-          <w:sz w:val="21"/>
-          <w:szCs w:val="21"/>
-        </w:rPr>
-        <w:t xml:space="preserve">Supabase provides connection pooling through Supavisor, which is useful for serverless environments.</w:t>
-      </w:r>
-    </w:p>
-    <w:p>
-      <w:pPr>
-        <w:pStyle w:val="ListParagraph"/>
-        <w:numPr>
-          <w:ilvl w:val="0"/>
-          <w:numId w:val="1"/>
-        </w:numPr>
-        <w:spacing w:after="100"/>
-      </w:pPr>
-      <w:r>
-        <w:rPr>
-          <w:sz w:val="21"/>
-          <w:szCs w:val="21"/>
-        </w:rPr>
-        <w:t xml:space="preserve">Neon provides Prisma guidance and serverless Postgres workflows.</w:t>
+        <w:t xml:space="preserve">Why Railway First</w:t>
+      </w:r>
+    </w:p>
+    <w:p>
+      <w:pPr>
+        <w:pStyle w:val="ListParagraph"/>
+        <w:numPr>
+          <w:ilvl w:val="0"/>
+          <w:numId w:val="1"/>
+        </w:numPr>
+        <w:spacing w:after="100"/>
+      </w:pPr>
+      <w:r>
+        <w:rPr>
+          <w:sz w:val="21"/>
+          <w:szCs w:val="21"/>
+        </w:rPr>
+        <w:t xml:space="preserve">Railway can host the Next.js service and PostgreSQL database in the same project.</w:t>
+      </w:r>
+    </w:p>
+    <w:p>
+      <w:pPr>
+        <w:pStyle w:val="ListParagraph"/>
+        <w:numPr>
+          <w:ilvl w:val="0"/>
+          <w:numId w:val="1"/>
+        </w:numPr>
+        <w:spacing w:after="100"/>
+      </w:pPr>
+      <w:r>
+        <w:rPr>
+          <w:sz w:val="21"/>
+          <w:szCs w:val="21"/>
+        </w:rPr>
+        <w:t xml:space="preserve">railway.toml already defines the build command, pre-deploy migration command, start command, healthcheck path, and restart policy.</w:t>
+      </w:r>
+    </w:p>
+    <w:p>
+      <w:pPr>
+        <w:pStyle w:val="ListParagraph"/>
+        <w:numPr>
+          <w:ilvl w:val="0"/>
+          <w:numId w:val="1"/>
+        </w:numPr>
+        <w:spacing w:after="100"/>
+      </w:pPr>
+      <w:r>
+        <w:rPr>
+          <w:sz w:val="21"/>
+          <w:szCs w:val="21"/>
+        </w:rPr>
+        <w:t xml:space="preserve">Keeping the app and database together reduces launch risk while the product is still moving fast.</w:t>
+      </w:r>
+    </w:p>
+    <w:p>
+      <w:pPr>
+        <w:pStyle w:val="ListParagraph"/>
+        <w:numPr>
+          <w:ilvl w:val="0"/>
+          <w:numId w:val="1"/>
+        </w:numPr>
+        <w:spacing w:after="100"/>
+      </w:pPr>
+      <w:r>
+        <w:rPr>
+          <w:sz w:val="21"/>
+          <w:szCs w:val="21"/>
+        </w:rPr>
+        <w:t xml:space="preserve">Cloudflare can still protect the public domain without splitting the codebase.</w:t>
       </w:r>
     </w:p>
     <w:p>
@@ -235,7 +235,41 @@
           <w:sz w:val="21"/>
           <w:szCs w:val="21"/>
         </w:rPr>
-        <w:t xml:space="preserve">PAYSTACK_SECRET_KEY and PAYSTACK_PUBLIC_KEY: set when payment provider is ready.</w:t>
+        <w:t xml:space="preserve">PAYSTACK_SECRET_KEY: platform secret key used server-side to initialize payments.</w:t>
+      </w:r>
+    </w:p>
+    <w:p>
+      <w:pPr>
+        <w:pStyle w:val="ListParagraph"/>
+        <w:numPr>
+          <w:ilvl w:val="0"/>
+          <w:numId w:val="1"/>
+        </w:numPr>
+        <w:spacing w:after="100"/>
+      </w:pPr>
+      <w:r>
+        <w:rPr>
+          <w:sz w:val="21"/>
+          <w:szCs w:val="21"/>
+        </w:rPr>
+        <w:t xml:space="preserve">PAYSTACK_PUBLIC_KEY: public key used where a client-side Paystack flow is added.</w:t>
+      </w:r>
+    </w:p>
+    <w:p>
+      <w:pPr>
+        <w:pStyle w:val="ListParagraph"/>
+        <w:numPr>
+          <w:ilvl w:val="0"/>
+          <w:numId w:val="1"/>
+        </w:numPr>
+        <w:spacing w:after="100"/>
+      </w:pPr>
+      <w:r>
+        <w:rPr>
+          <w:sz w:val="21"/>
+          <w:szCs w:val="21"/>
+        </w:rPr>
+        <w:t xml:space="preserve">Per-shop Paystack subaccount codes: stored in each shop's Settings page, not as global environment variables.</w:t>
       </w:r>
     </w:p>
     <w:p>
@@ -267,32 +301,92 @@
           <w:sz w:val="28"/>
           <w:szCs w:val="28"/>
         </w:rPr>
-        <w:t xml:space="preserve">Production Database Migrations</w:t>
-      </w:r>
-    </w:p>
-    <w:p>
-      <w:pPr>
-        <w:spacing w:after="160"/>
-      </w:pPr>
-      <w:r>
-        <w:rPr>
-          <w:sz w:val="22"/>
-          <w:szCs w:val="22"/>
-        </w:rPr>
-        <w:t xml:space="preserve">Use prisma migrate deploy in CI/CD or the deployment pipeline for production migrations. Do not use prisma db push against production because it bypasses migration history.</w:t>
-      </w:r>
-    </w:p>
-    <w:p>
-      <w:pPr>
-        <w:spacing w:after="80"/>
-      </w:pPr>
-      <w:r>
-        <w:rPr>
-          <w:rFonts w:ascii="Consolas" w:cs="Consolas" w:eastAsia="Consolas" w:hAnsi="Consolas"/>
-          <w:sz w:val="20"/>
-          <w:szCs w:val="20"/>
-        </w:rPr>
-        <w:t xml:space="preserve">npx prisma migrate deploy</w:t>
+        <w:t xml:space="preserve">Paystack Settlement Plan</w:t>
+      </w:r>
+    </w:p>
+    <w:p>
+      <w:pPr>
+        <w:pStyle w:val="ListParagraph"/>
+        <w:numPr>
+          <w:ilvl w:val="0"/>
+          <w:numId w:val="1"/>
+        </w:numPr>
+        <w:spacing w:after="100"/>
+      </w:pPr>
+      <w:r>
+        <w:rPr>
+          <w:sz w:val="21"/>
+          <w:szCs w:val="21"/>
+        </w:rPr>
+        <w:t xml:space="preserve">Create or verify a Paystack subaccount for each shop that should receive online payments.</w:t>
+      </w:r>
+    </w:p>
+    <w:p>
+      <w:pPr>
+        <w:pStyle w:val="ListParagraph"/>
+        <w:numPr>
+          <w:ilvl w:val="0"/>
+          <w:numId w:val="1"/>
+        </w:numPr>
+        <w:spacing w:after="100"/>
+      </w:pPr>
+      <w:r>
+        <w:rPr>
+          <w:sz w:val="21"/>
+          <w:szCs w:val="21"/>
+        </w:rPr>
+        <w:t xml:space="preserve">Paste the shop's subaccount code into Dashboard &gt; Settings &gt; Payments.</w:t>
+      </w:r>
+    </w:p>
+    <w:p>
+      <w:pPr>
+        <w:pStyle w:val="ListParagraph"/>
+        <w:numPr>
+          <w:ilvl w:val="0"/>
+          <w:numId w:val="1"/>
+        </w:numPr>
+        <w:spacing w:after="100"/>
+      </w:pPr>
+      <w:r>
+        <w:rPr>
+          <w:sz w:val="21"/>
+          <w:szCs w:val="21"/>
+        </w:rPr>
+        <w:t xml:space="preserve">Set the platform transaction charge in pesewas if the platform keeps a fixed service fee from each transaction.</w:t>
+      </w:r>
+    </w:p>
+    <w:p>
+      <w:pPr>
+        <w:pStyle w:val="ListParagraph"/>
+        <w:numPr>
+          <w:ilvl w:val="0"/>
+          <w:numId w:val="1"/>
+        </w:numPr>
+        <w:spacing w:after="100"/>
+      </w:pPr>
+      <w:r>
+        <w:rPr>
+          <w:sz w:val="21"/>
+          <w:szCs w:val="21"/>
+        </w:rPr>
+        <w:t xml:space="preserve">Choose the Paystack charge bearer value in settings: subaccount, account, all, or all-proportional.</w:t>
+      </w:r>
+    </w:p>
+    <w:p>
+      <w:pPr>
+        <w:pStyle w:val="ListParagraph"/>
+        <w:numPr>
+          <w:ilvl w:val="0"/>
+          <w:numId w:val="1"/>
+        </w:numPr>
+        <w:spacing w:after="100"/>
+      </w:pPr>
+      <w:r>
+        <w:rPr>
+          <w:sz w:val="21"/>
+          <w:szCs w:val="21"/>
+        </w:rPr>
+        <w:t xml:space="preserve">Keep PAYSTACK_SECRET_KEY only in Railway variables. Do not store a secret key in the database or frontend.</w:t>
       </w:r>
     </w:p>
     <w:p>
@@ -307,92 +401,32 @@
           <w:sz w:val="28"/>
           <w:szCs w:val="28"/>
         </w:rPr>
-        <w:t xml:space="preserve">Official References Checked</w:t>
-      </w:r>
-    </w:p>
-    <w:p>
-      <w:pPr>
-        <w:pStyle w:val="ListParagraph"/>
-        <w:numPr>
-          <w:ilvl w:val="0"/>
-          <w:numId w:val="1"/>
-        </w:numPr>
-        <w:spacing w:after="100"/>
-      </w:pPr>
-      <w:r>
-        <w:rPr>
-          <w:sz w:val="21"/>
-          <w:szCs w:val="21"/>
-        </w:rPr>
-        <w:t xml:space="preserve">Vercel environment variables: https://vercel.com/docs/environment-variables</w:t>
-      </w:r>
-    </w:p>
-    <w:p>
-      <w:pPr>
-        <w:pStyle w:val="ListParagraph"/>
-        <w:numPr>
-          <w:ilvl w:val="0"/>
-          <w:numId w:val="1"/>
-        </w:numPr>
-        <w:spacing w:after="100"/>
-      </w:pPr>
-      <w:r>
-        <w:rPr>
-          <w:sz w:val="21"/>
-          <w:szCs w:val="21"/>
-        </w:rPr>
-        <w:t xml:space="preserve">Next.js environment variables: https://nextjs.org/docs/app/guides/environment-variables</w:t>
-      </w:r>
-    </w:p>
-    <w:p>
-      <w:pPr>
-        <w:pStyle w:val="ListParagraph"/>
-        <w:numPr>
-          <w:ilvl w:val="0"/>
-          <w:numId w:val="1"/>
-        </w:numPr>
-        <w:spacing w:after="100"/>
-      </w:pPr>
-      <w:r>
-        <w:rPr>
-          <w:sz w:val="21"/>
-          <w:szCs w:val="21"/>
-        </w:rPr>
-        <w:t xml:space="preserve">Prisma production migrations: https://www.prisma.io/docs/orm/prisma-client/deployment/deploy-database-changes-with-prisma-migrate</w:t>
-      </w:r>
-    </w:p>
-    <w:p>
-      <w:pPr>
-        <w:pStyle w:val="ListParagraph"/>
-        <w:numPr>
-          <w:ilvl w:val="0"/>
-          <w:numId w:val="1"/>
-        </w:numPr>
-        <w:spacing w:after="100"/>
-      </w:pPr>
-      <w:r>
-        <w:rPr>
-          <w:sz w:val="21"/>
-          <w:szCs w:val="21"/>
-        </w:rPr>
-        <w:t xml:space="preserve">Supabase Postgres connections: https://supabase.com/docs/guides/database/connecting-to-postgres</w:t>
-      </w:r>
-    </w:p>
-    <w:p>
-      <w:pPr>
-        <w:pStyle w:val="ListParagraph"/>
-        <w:numPr>
-          <w:ilvl w:val="0"/>
-          <w:numId w:val="1"/>
-        </w:numPr>
-        <w:spacing w:after="100"/>
-      </w:pPr>
-      <w:r>
-        <w:rPr>
-          <w:sz w:val="21"/>
-          <w:szCs w:val="21"/>
-        </w:rPr>
-        <w:t xml:space="preserve">Neon Prisma guide: https://neon.com/docs/guides/prisma</w:t>
+        <w:t xml:space="preserve">Production Database Migrations</w:t>
+      </w:r>
+    </w:p>
+    <w:p>
+      <w:pPr>
+        <w:spacing w:after="160"/>
+      </w:pPr>
+      <w:r>
+        <w:rPr>
+          <w:sz w:val="22"/>
+          <w:szCs w:val="22"/>
+        </w:rPr>
+        <w:t xml:space="preserve">Use prisma migrate deploy in CI/CD or the deployment pipeline for production migrations. Do not use prisma db push against production because it bypasses migration history.</w:t>
+      </w:r>
+    </w:p>
+    <w:p>
+      <w:pPr>
+        <w:spacing w:after="80"/>
+      </w:pPr>
+      <w:r>
+        <w:rPr>
+          <w:rFonts w:ascii="Consolas" w:cs="Consolas" w:eastAsia="Consolas" w:hAnsi="Consolas"/>
+          <w:sz w:val="20"/>
+          <w:szCs w:val="20"/>
+        </w:rPr>
+        <w:t xml:space="preserve">npx prisma migrate deploy</w:t>
       </w:r>
     </w:p>
     <w:p>
@@ -407,6 +441,106 @@
           <w:sz w:val="28"/>
           <w:szCs w:val="28"/>
         </w:rPr>
+        <w:t xml:space="preserve">Official References Checked</w:t>
+      </w:r>
+    </w:p>
+    <w:p>
+      <w:pPr>
+        <w:pStyle w:val="ListParagraph"/>
+        <w:numPr>
+          <w:ilvl w:val="0"/>
+          <w:numId w:val="1"/>
+        </w:numPr>
+        <w:spacing w:after="100"/>
+      </w:pPr>
+      <w:r>
+        <w:rPr>
+          <w:sz w:val="21"/>
+          <w:szCs w:val="21"/>
+        </w:rPr>
+        <w:t xml:space="preserve">Vercel environment variables: https://vercel.com/docs/environment-variables</w:t>
+      </w:r>
+    </w:p>
+    <w:p>
+      <w:pPr>
+        <w:pStyle w:val="ListParagraph"/>
+        <w:numPr>
+          <w:ilvl w:val="0"/>
+          <w:numId w:val="1"/>
+        </w:numPr>
+        <w:spacing w:after="100"/>
+      </w:pPr>
+      <w:r>
+        <w:rPr>
+          <w:sz w:val="21"/>
+          <w:szCs w:val="21"/>
+        </w:rPr>
+        <w:t xml:space="preserve">Next.js environment variables: https://nextjs.org/docs/app/guides/environment-variables</w:t>
+      </w:r>
+    </w:p>
+    <w:p>
+      <w:pPr>
+        <w:pStyle w:val="ListParagraph"/>
+        <w:numPr>
+          <w:ilvl w:val="0"/>
+          <w:numId w:val="1"/>
+        </w:numPr>
+        <w:spacing w:after="100"/>
+      </w:pPr>
+      <w:r>
+        <w:rPr>
+          <w:sz w:val="21"/>
+          <w:szCs w:val="21"/>
+        </w:rPr>
+        <w:t xml:space="preserve">Prisma production migrations: https://www.prisma.io/docs/orm/prisma-client/deployment/deploy-database-changes-with-prisma-migrate</w:t>
+      </w:r>
+    </w:p>
+    <w:p>
+      <w:pPr>
+        <w:pStyle w:val="ListParagraph"/>
+        <w:numPr>
+          <w:ilvl w:val="0"/>
+          <w:numId w:val="1"/>
+        </w:numPr>
+        <w:spacing w:after="100"/>
+      </w:pPr>
+      <w:r>
+        <w:rPr>
+          <w:sz w:val="21"/>
+          <w:szCs w:val="21"/>
+        </w:rPr>
+        <w:t xml:space="preserve">Supabase Postgres connections: https://supabase.com/docs/guides/database/connecting-to-postgres</w:t>
+      </w:r>
+    </w:p>
+    <w:p>
+      <w:pPr>
+        <w:pStyle w:val="ListParagraph"/>
+        <w:numPr>
+          <w:ilvl w:val="0"/>
+          <w:numId w:val="1"/>
+        </w:numPr>
+        <w:spacing w:after="100"/>
+      </w:pPr>
+      <w:r>
+        <w:rPr>
+          <w:sz w:val="21"/>
+          <w:szCs w:val="21"/>
+        </w:rPr>
+        <w:t xml:space="preserve">Neon Prisma guide: https://neon.com/docs/guides/prisma</w:t>
+      </w:r>
+    </w:p>
+    <w:p>
+      <w:pPr>
+        <w:pStyle w:val="Heading1"/>
+        <w:spacing w:after="120" w:before="160"/>
+      </w:pPr>
+      <w:r>
+        <w:rPr>
+          <w:b/>
+          <w:bCs/>
+          <w:sz w:val="28"/>
+          <w:szCs w:val="28"/>
+        </w:rPr>
         <w:t xml:space="preserve">Deployment Checklist</w:t>
       </w:r>
     </w:p>
@@ -441,58 +575,92 @@
           <w:sz w:val="21"/>
           <w:szCs w:val="21"/>
         </w:rPr>
-        <w:t xml:space="preserve">Create the production PostgreSQL database.</w:t>
-      </w:r>
-    </w:p>
-    <w:p>
-      <w:pPr>
-        <w:pStyle w:val="ListParagraph"/>
-        <w:numPr>
-          <w:ilvl w:val="0"/>
-          <w:numId w:val="1"/>
-        </w:numPr>
-        <w:spacing w:after="100"/>
-      </w:pPr>
-      <w:r>
-        <w:rPr>
-          <w:sz w:val="21"/>
-          <w:szCs w:val="21"/>
-        </w:rPr>
-        <w:t xml:space="preserve">Set environment variables in the hosting platform.</w:t>
-      </w:r>
-    </w:p>
-    <w:p>
-      <w:pPr>
-        <w:pStyle w:val="ListParagraph"/>
-        <w:numPr>
-          <w:ilvl w:val="0"/>
-          <w:numId w:val="1"/>
-        </w:numPr>
-        <w:spacing w:after="100"/>
-      </w:pPr>
-      <w:r>
-        <w:rPr>
-          <w:sz w:val="21"/>
-          <w:szCs w:val="21"/>
-        </w:rPr>
-        <w:t xml:space="preserve">Run migrations through CI/CD.</w:t>
-      </w:r>
-    </w:p>
-    <w:p>
-      <w:pPr>
-        <w:pStyle w:val="ListParagraph"/>
-        <w:numPr>
-          <w:ilvl w:val="0"/>
-          <w:numId w:val="1"/>
-        </w:numPr>
-        <w:spacing w:after="100"/>
-      </w:pPr>
-      <w:r>
-        <w:rPr>
-          <w:sz w:val="21"/>
-          <w:szCs w:val="21"/>
-        </w:rPr>
-        <w:t xml:space="preserve">Deploy the app.</w:t>
+        <w:t xml:space="preserve">Create a Railway project from the GitHub repository.</w:t>
+      </w:r>
+    </w:p>
+    <w:p>
+      <w:pPr>
+        <w:pStyle w:val="ListParagraph"/>
+        <w:numPr>
+          <w:ilvl w:val="0"/>
+          <w:numId w:val="1"/>
+        </w:numPr>
+        <w:spacing w:after="100"/>
+      </w:pPr>
+      <w:r>
+        <w:rPr>
+          <w:sz w:val="21"/>
+          <w:szCs w:val="21"/>
+        </w:rPr>
+        <w:t xml:space="preserve">Add a Railway PostgreSQL database to the same project.</w:t>
+      </w:r>
+    </w:p>
+    <w:p>
+      <w:pPr>
+        <w:pStyle w:val="ListParagraph"/>
+        <w:numPr>
+          <w:ilvl w:val="0"/>
+          <w:numId w:val="1"/>
+        </w:numPr>
+        <w:spacing w:after="100"/>
+      </w:pPr>
+      <w:r>
+        <w:rPr>
+          <w:sz w:val="21"/>
+          <w:szCs w:val="21"/>
+        </w:rPr>
+        <w:t xml:space="preserve">Set DATABASE_URL, SESSION_SECRET, APP_URL, PAYSTACK_SECRET_KEY, and notification variables in Railway.</w:t>
+      </w:r>
+    </w:p>
+    <w:p>
+      <w:pPr>
+        <w:pStyle w:val="ListParagraph"/>
+        <w:numPr>
+          <w:ilvl w:val="0"/>
+          <w:numId w:val="1"/>
+        </w:numPr>
+        <w:spacing w:after="100"/>
+      </w:pPr>
+      <w:r>
+        <w:rPr>
+          <w:sz w:val="21"/>
+          <w:szCs w:val="21"/>
+        </w:rPr>
+        <w:t xml:space="preserve">Confirm railway.toml is detected and lets Railway run prisma migrate deploy before start.</w:t>
+      </w:r>
+    </w:p>
+    <w:p>
+      <w:pPr>
+        <w:pStyle w:val="ListParagraph"/>
+        <w:numPr>
+          <w:ilvl w:val="0"/>
+          <w:numId w:val="1"/>
+        </w:numPr>
+        <w:spacing w:after="100"/>
+      </w:pPr>
+      <w:r>
+        <w:rPr>
+          <w:sz w:val="21"/>
+          <w:szCs w:val="21"/>
+        </w:rPr>
+        <w:t xml:space="preserve">Deploy the app from GitHub.</w:t>
+      </w:r>
+    </w:p>
+    <w:p>
+      <w:pPr>
+        <w:pStyle w:val="ListParagraph"/>
+        <w:numPr>
+          <w:ilvl w:val="0"/>
+          <w:numId w:val="1"/>
+        </w:numPr>
+        <w:spacing w:after="100"/>
+      </w:pPr>
+      <w:r>
+        <w:rPr>
+          <w:sz w:val="21"/>
+          <w:szCs w:val="21"/>
+        </w:rPr>
+        <w:t xml:space="preserve">Point a Cloudflare-managed domain to the Railway service when the Railway URL is stable.</w:t>
       </w:r>
     </w:p>
     <w:p>
@@ -526,7 +694,7 @@
           <w:sz w:val="21"/>
           <w:szCs w:val="21"/>
         </w:rPr>
-        <w:t xml:space="preserve">Run smoke tests for login, catalog, POS, orders, reports, and tracking.</w:t>
+        <w:t xml:space="preserve">Run smoke tests for login, catalog, POS, credit sale, debts, daily closing, suppliers, design studio, exports, public ordering, and tracking.</w:t>
       </w:r>
     </w:p>
     <w:sectPr>
